--- a/docs/04_BaseStudies_Preprocessing_Comparison_VI.docx
+++ b/docs/04_BaseStudies_Preprocessing_Comparison_VI.docx
@@ -741,7 +741,7 @@
         <w:pStyle w:val="FirstParagraph"/>
       </w:pPr>
       <w:r>
-        <w:t xml:space="preserve">[1] Adnan, M., Habib, A., Ashraf, J., Mussadiq, S., Raza, A. A., Abid, M., Nawaz, M., &amp; Khan, S. U. (2021). Predicting at-Risk Students at Different Percentages of Course Length for Early Intervention Using Machine Learning Models.</w:t>
+        <w:t xml:space="preserve">[1] Adnan, M., và cộng sự (2021). Predicting at-Risk Students at Different Percentages of Course Length for Early Intervention Using Machine Learning Models.</w:t>
       </w:r>
       <w:r>
         <w:t xml:space="preserve"> </w:t>
@@ -756,6 +756,16 @@
       <w:r>
         <w:t xml:space="preserve">, 9, 7519–7539.</w:t>
       </w:r>
+      <w:r>
+        <w:t xml:space="preserve"> </w:t>
+      </w:r>
+      <w:r>
+        <w:rPr>
+          <w:i/>
+          <w:iCs/>
+        </w:rPr>
+        <w:t xml:space="preserve">(danh sách tác giả đầy đủ cần đối chiếu nguồn)</w:t>
+      </w:r>
     </w:p>
     <w:p>
       <w:pPr>
@@ -804,7 +814,7 @@
         <w:pStyle w:val="BodyText"/>
       </w:pPr>
       <w:r>
-        <w:t xml:space="preserve">[4] Gunasekara, N., &amp; Saarela, M. (2025). Explainable AI in Education: Techniques and Qualitative Assessment.</w:t>
+        <w:t xml:space="preserve">[4] Gunasekara, S., &amp; Saarela, M. (2025). Explainable AI in Education: Techniques and Qualitative Assessment.</w:t>
       </w:r>
       <w:r>
         <w:t xml:space="preserve"> </w:t>
@@ -817,7 +827,17 @@
         <w:t xml:space="preserve">Applied Sciences</w:t>
       </w:r>
       <w:r>
-        <w:t xml:space="preserve">, 15(1), 1–28.</w:t>
+        <w:t xml:space="preserve">.</w:t>
+      </w:r>
+      <w:r>
+        <w:t xml:space="preserve"> </w:t>
+      </w:r>
+      <w:r>
+        <w:rPr>
+          <w:i/>
+          <w:iCs/>
+        </w:rPr>
+        <w:t xml:space="preserve">(tập/số trang cần đối chiếu nguồn)</w:t>
       </w:r>
     </w:p>
     <w:p>
